--- a/documenti/Modello-Mandato-Esclusivo-Vendita-Righetto-2026-agg.docx
+++ b/documenti/Modello-Mandato-Esclusivo-Vendita-Righetto-2026-agg.docx
@@ -312,7 +312,7 @@
           <w:b/>
           <w:sz w:val="22"/>
         </w:rPr>
-        <w:t xml:space="preserve">3.1 — Corresponsabilità pro quota (11/11). </w:t>
+        <w:t xml:space="preserve">3.1 — Come si divide la provvigione (comproprietà). </w:t>
       </w:r>
       <w:r>
         <w:rPr>
@@ -320,7 +320,17 @@
           <w:b w:val="0"/>
           <w:sz w:val="22"/>
         </w:rPr>
-        <w:t>Il compenso di mediazione è dovuto dai comproprietari pro quota, in misura corrispondente alla rispettiva quota di proprietà risultante da atti o da elenco allegato. Ciascun comproprietario è tenuto al pagamento per intero (11/11) della propria quota di provvigione, calcolata sulla provvigione complessiva di cui al presente articolo, salvo diverso accordo scritto tra le parti e l'AI.</w:t>
+        <w:t>In caso di più proprietari, la provvigione totale si ripartisce in base alla quota di ciascuno (Allegato A o atti). Ogni comproprietario paga solo la propria parte, per intero: non a rate e non «a metà» della propria quota.</w:t>
+      </w:r>
+    </w:p>
+    <w:p>
+      <w:r>
+        <w:rPr>
+          <w:rFonts w:ascii="Times New Roman" w:hAnsi="Times New Roman"/>
+          <w:b w:val="0"/>
+          <w:sz w:val="22"/>
+        </w:rPr>
+        <w:t>Esempio: immobile € 300.000, provvigione 3% = € 9.000 (+ IVA). Tre fratelli con quota 1/3 ciascuno → provvigione totale € 9.000: ciascuno paga € 3.000 (+ IVA sulla propria quota). Chi firma e conclude la vendita non paga la provvigione degli altri.</w:t>
       </w:r>
     </w:p>
     <w:p>
@@ -330,7 +340,7 @@
           <w:b/>
           <w:sz w:val="22"/>
         </w:rPr>
-        <w:t xml:space="preserve">3.2 — Maturazione. </w:t>
+        <w:t xml:space="preserve">3.2 — Quando matura. </w:t>
       </w:r>
       <w:r>
         <w:rPr>
@@ -338,7 +348,7 @@
           <w:b w:val="0"/>
           <w:sz w:val="22"/>
         </w:rPr>
-        <w:t>Tale compenso maturerà e dovrà essere corrisposto al momento dell'avvenuta conoscenza da parte dell'acquirente dell'accettazione della proposta di acquisto.</w:t>
+        <w:t>La provvigione matura al momento in cui l'acquirente viene a conoscenza dell'accettazione della proposta di acquisto.</w:t>
       </w:r>
     </w:p>
     <w:p>
@@ -348,7 +358,7 @@
           <w:b/>
           <w:sz w:val="22"/>
         </w:rPr>
-        <w:t xml:space="preserve">3.3 — Perfezionamento dell'affare. </w:t>
+        <w:t xml:space="preserve">3.3 — Quando è comunque dovuta. </w:t>
       </w:r>
       <w:r>
         <w:rPr>
@@ -356,7 +366,7 @@
           <w:b w:val="0"/>
           <w:sz w:val="22"/>
         </w:rPr>
-        <w:t>Il compenso sarà in ogni caso dovuto in tutti i casi in cui la vendita si perfezioni per effetto dell'intervento dell'AI e, quindi, a titolo esemplificativo e non esaustivo, anche nel caso in cui la vendita si effettui dopo la scadenza dell'incarico ma con soggetti contattati dall'AI, ovvero quando il proponente l'acquisto sostituisca a sé altri soggetti in sede di rogito definitivo.</w:t>
+        <w:t>La provvigione resta dovuta se la vendita si perfeziona per effetto dell'attività dell'AI — anche dopo la scadenza del mandato, se l'acquirente era stato contattato dall'AI, ovvero se il proponente viene sostituito da altri al rogito.</w:t>
       </w:r>
     </w:p>
     <w:p>
@@ -366,7 +376,7 @@
           <w:b/>
           <w:sz w:val="22"/>
         </w:rPr>
-        <w:t xml:space="preserve">3.4 — Accordo commerciale a prezzo di mandato e obbligo di cooperare. </w:t>
+        <w:t xml:space="preserve">3.4 — Acquirente al prezzo del mandato: tutti devono collaborare. </w:t>
       </w:r>
       <w:r>
         <w:rPr>
@@ -374,7 +384,7 @@
           <w:b w:val="0"/>
           <w:sz w:val="22"/>
         </w:rPr>
-        <w:t>In presenza di pluralità di comproprietari, il perfezionamento dell'affare richiede il consenso di tutti. Quando, per effetto dell'attività dell'AI, sia stato definito un accordo commerciale con un potenziale acquirente — a titolo esemplificativo: proposta d'acquisto accettata, compromesso o contratto preliminare — per un prezzo pari o superiore a quello indicato al punto 2, i comproprietari non potranno opporsi al perfezionamento dell'affare senza giustificato motivo. Il comproprietario che, in tale ipotesi, si rifiuti di sottoscrivere gli atti necessari (rogito, preliminare o altro atto concordato) resterà tenuto, per intero, al pagamento del compenso di mediazione maturato ai sensi del presente articolo 3, nonché della penale di cui all'art. 7, pari al 100% (11/11) della provvigione pattuita sul prezzo di perfezionamento.</w:t>
+        <w:t>Se l'agenzia ha trovato un acquirente disposto a pagare almeno il prezzo indicato al punto 2 (proposta accettata, preliminare o altro accordo), tutti i comproprietari devono cooperare per concludere la vendita. Non basta che uno solo voglia vendere: serve il consenso di tutti per il rogito.</w:t>
       </w:r>
     </w:p>
     <w:p>
@@ -384,7 +394,7 @@
           <w:b/>
           <w:sz w:val="22"/>
         </w:rPr>
-        <w:t xml:space="preserve">Eccezione — proposta o accordo sotto prezzo dell'incarico. </w:t>
+        <w:t xml:space="preserve">Chi si rifiuta senza motivo valido </w:t>
       </w:r>
       <w:r>
         <w:rPr>
@@ -392,7 +402,25 @@
           <w:b w:val="0"/>
           <w:sz w:val="22"/>
         </w:rPr>
-        <w:t>Se l'accordo commerciale o la proposta prevedono un prezzo inferiore a quello indicato nel presente incarico (a titolo esemplificativo: incarico a € 300.000,00 e proposta a importo inferiore), ciascun comproprietario potrà liberamente non prestare il consenso, ridiscutere la proposta con l'AI e con gli altri comproprietari, senza incorrere in penali né in obbligo di compenso ex art. 3.4.</w:t>
+        <w:t>(senza firmare preliminare o rogito pur avendo un acquirente al prezzo di mandato) resta personalmente obbligato a corrispondere all'AI, a titolo di penale, l'importo pari al 100% della provvigione totale calcolata sul prezzo di quell'affare (11/11 della provvigione pattuita). Chi invece ha collaborato e firmato non paga la quota altrui: paga solo la propria parte di provvigione di cui al comma 3.1, se e quando la vendita si conclude.</w:t>
+      </w:r>
+    </w:p>
+    <w:p>
+      <w:r>
+        <w:rPr>
+          <w:rFonts w:ascii="Times New Roman" w:hAnsi="Times New Roman"/>
+          <w:b/>
+          <w:sz w:val="22"/>
+        </w:rPr>
+        <w:t xml:space="preserve">3.5 — Prezzo proposto più basso del mandato. </w:t>
+      </w:r>
+      <w:r>
+        <w:rPr>
+          <w:rFonts w:ascii="Times New Roman" w:hAnsi="Times New Roman"/>
+          <w:b w:val="0"/>
+          <w:sz w:val="22"/>
+        </w:rPr>
+        <w:t>Se l'offerta o l'accordo prevedono un prezzo inferiore a quello del punto 2 (es. mandato € 300.000 e offerta € 280.000), ogni comproprietario è libero di non firmare e di ridiscutere l'offerta con l'agenzia e con gli altri. In tal caso non scattano penali e non è dovuta provvigione solo per il fatto del rifiuto.</w:t>
       </w:r>
     </w:p>
     <w:p>
@@ -402,7 +430,7 @@
           <w:b w:val="0"/>
           <w:sz w:val="22"/>
         </w:rPr>
-        <w:t>Per «giustificato motivo» si intende, a titolo esemplificativo, l'impossibilità oggettiva di trasferire per vincoli giurisdizionali non imputabili al Venditore, ovvero cause di forza maggiore debitamente documentate, ovvero variazioni sostanziali delle condizioni dell'immobile emerse dopo l'accettazione e non imputabili al Venditore. Non costituiscono giustificato motivo il mero ripensamento di un singolo comproprietario quando la proposta è conforme all'incarico e al prezzo richiesto.</w:t>
+        <w:t>Motivo valido per opporsi (solo a prezzo pieno): vincoli legali oggettivi, forza maggiore documentata, fatti gravi emersi dopo l'accettazione e non imputabili al venditore. Non è motivo valido il semplice ripensamento («ci ho ripensato») quando l'offerta rispetta prezzo e condizioni del mandato.</w:t>
       </w:r>
     </w:p>
     <w:p>
@@ -522,7 +550,7 @@
           <w:b w:val="0"/>
           <w:sz w:val="22"/>
         </w:rPr>
-        <w:t>A seguito di specifica trattativa individuale, viene pattuita una penale pari al 100% (cento per cento — 11/11) della provvigione pattuita ai sensi dell'art. 3, a carico del Venditore e a favore dell'AI, nei seguenti casi:</w:t>
+        <w:t>A seguito di specifica trattativa individuale, il Venditore che violi gli obblighi sotto indicati corrisponderà all'AI una penale pari al 100% della provvigione totale pattuita (art. 3), calcolata sul prezzo dell'affare, nei casi seguenti:</w:t>
       </w:r>
     </w:p>
     <w:p>
@@ -534,7 +562,7 @@
           <w:rFonts w:ascii="Times New Roman" w:hAnsi="Times New Roman"/>
           <w:sz w:val="22"/>
         </w:rPr>
-        <w:t>impedimento a far visionare l'immobile a possibili acquirenti, anche nei termini di cui all'art. 8, comma «Visite e accesso»;</w:t>
+        <w:t>impedire le visite all'immobile, anche oltre quanto previsto all'art. 8;</w:t>
       </w:r>
     </w:p>
     <w:p>
@@ -546,7 +574,7 @@
           <w:rFonts w:ascii="Times New Roman" w:hAnsi="Times New Roman"/>
           <w:sz w:val="22"/>
         </w:rPr>
-        <w:t>mancata conclusione dell'affare per errate o omessi indicazioni relative allo stato dell'immobile (gravami, irregolarità urbanistiche, vincoli non dichiarati, ipoteche o pignoramenti non comunicati ai sensi dell'art. 8);</w:t>
+        <w:t>far mancare la vendita per informazioni errate o incomplete sull'immobile (gravami, irregolarità urbanistiche, ipoteche non comunicate);</w:t>
       </w:r>
     </w:p>
     <w:p>
@@ -558,7 +586,7 @@
           <w:rFonts w:ascii="Times New Roman" w:hAnsi="Times New Roman"/>
           <w:sz w:val="22"/>
         </w:rPr>
-        <w:t>vendita diretta dell'immobile o comunque senza l'ausilio dell'AI, in violazione dell'esclusiva;</w:t>
+        <w:t>vendere l'immobile bypassando l'agenzia, in violazione dell'esclusiva;</w:t>
       </w:r>
     </w:p>
     <w:p>
@@ -570,7 +598,7 @@
           <w:rFonts w:ascii="Times New Roman" w:hAnsi="Times New Roman"/>
           <w:sz w:val="22"/>
         </w:rPr>
-        <w:t>rifiuto al rogito o mancato perfezionamento dell'affare imputabile a uno o più comproprietari nei casi di cui all'art. 3, comma 3.4 — fermo restando il diritto di ogni comproprietario di non firmare ove la proposta sia per prezzo inferiore a quello indicato al punto 2 — con obbligo del comproprietario inadempiente di corrispondere per intero il compenso di mediazione maturato;</w:t>
+        <w:t>rifiutare di firmare (preliminare o rogito) pur essendoci un acquirente al prezzo del mandato, nei casi di cui all'art. 3.4 — con obbligo del solo comproprietario inadempiente di pagare la penale pari all'intera provvigione; fermo il diritto di non firmare se il prezzo è inferiore al mandato (art. 3.5);</w:t>
       </w:r>
     </w:p>
     <w:p>
@@ -582,7 +610,17 @@
           <w:rFonts w:ascii="Times New Roman" w:hAnsi="Times New Roman"/>
           <w:sz w:val="22"/>
         </w:rPr>
-        <w:t>rifiuto del Venditore di accettare una proposta di acquisto conforme al presente incarico e al prezzo richiesto, salvo giustificato motivo documentato.</w:t>
+        <w:t>rifiutare una proposta conforme al mandato e al prezzo richiesto, salvo motivo valido documentato.</w:t>
+      </w:r>
+    </w:p>
+    <w:p>
+      <w:r>
+        <w:rPr>
+          <w:rFonts w:ascii="Times New Roman" w:hAnsi="Times New Roman"/>
+          <w:b w:val="0"/>
+          <w:sz w:val="22"/>
+        </w:rPr>
+        <w:t>La penale di cui al punto d) non grava sui comproprietari che hanno collaborato e firmato: ciascuno di questi, in caso di vendita conclusa, paga solo la propria quota di provvigione (art. 3.1).</w:t>
       </w:r>
     </w:p>
     <w:p>
@@ -832,7 +870,7 @@
           <w:b w:val="0"/>
           <w:sz w:val="22"/>
         </w:rPr>
-        <w:t>A mente del Codice del Consumo (D.lgs. 206/2005), le parti dichiarano che le clausole del presente contratto sono state illustrate e oggetto di specifica trattativa individuale, in particolare quelle relative all'esclusiva, al compenso pro quota (11/11), all'accordo commerciale e al rifiuto di firma di cui all'art. 3, al preliminare di cui all'art. 5, alle visite del comproprietario residente, alla documentazione catastale, alla consegna entro sei mesi, alla comunicazione di gravami e alle penali di cui all'art. 7, la cui approvazione è espressa in piena coscienza.</w:t>
+        <w:t>A mente del Codice del Consumo (D.lgs. 206/2005), le parti dichiarano che le clausole del presente contratto sono state illustrate e oggetto di specifica trattativa individuale, in particolare quelle relative all'esclusiva, alla divisione della provvigione (art. 3.1), al rifiuto di firma a prezzo pieno (art. 3.4), all'offerta sotto prezzo (art. 3.5), al preliminare, alle visite del residente, alla documentazione, alla consegna entro sei mesi e alle penali di cui all'art. 7, la cui approvazione è espressa in piena coscienza.</w:t>
       </w:r>
     </w:p>
     <w:p>
